--- a/public/gallery/examples/product-manager/ja/resume.docx
+++ b/public/gallery/examples/product-manager/ja/resume.docx
@@ -66,7 +66,7 @@
         </w:rPr>
         <w:t xml:space="preserve">📧 </w:t>
       </w:r>
-      <w:hyperlink w:history="1" r:id="rIdwvfywhty2w5bqa3hxd8wd">
+      <w:hyperlink w:history="1" r:id="rId4hfyhqkdjyxii0qvv3cri">
         <w:r>
           <w:rPr>
             <w:sz w:val="18"/>
@@ -89,7 +89,7 @@
         </w:rPr>
         <w:t xml:space="preserve">🔗 </w:t>
       </w:r>
-      <w:hyperlink w:history="1" r:id="rIdsgy4dlivemdof3gpuop3p">
+      <w:hyperlink w:history="1" r:id="rIdsu1zny2kwl8up2zjjfatn">
         <w:r>
           <w:rPr>
             <w:sz w:val="18"/>
@@ -124,7 +124,7 @@
         <w:spacing w:after="200" w:line="276"/>
         <w:jc w:val="center"/>
       </w:pPr>
-      <w:hyperlink w:history="1" r:id="rIdgqviunynzqjpb6h-dtc_f">
+      <w:hyperlink w:history="1" r:id="rIdfxzjq-zdgr3nr-tydaluv">
         <w:r>
           <w:rPr>
             <w:sz w:val="18"/>
@@ -140,7 +140,7 @@
         </w:rPr>
         <w:t xml:space="preserve"> • </w:t>
       </w:r>
-      <w:hyperlink w:history="1" r:id="rIdomyt7qrkdbgkgsx9avgzd">
+      <w:hyperlink w:history="1" r:id="rIdnygzn9dwjv0fknts34cuc">
         <w:r>
           <w:rPr>
             <w:sz w:val="18"/>
@@ -223,7 +223,7 @@
         </w:rPr>
         <w:t xml:space="preserve">	</w:t>
       </w:r>
-      <w:hyperlink w:history="1" r:id="rIdxqytgszbhxnoy4vntstoz">
+      <w:hyperlink w:history="1" r:id="rIdv7beq071q5vcecfnc9zbj">
         <w:r>
           <w:rPr>
             <w:sz w:val="18"/>
@@ -386,7 +386,7 @@
         </w:rPr>
         <w:t xml:space="preserve">	</w:t>
       </w:r>
-      <w:hyperlink w:history="1" r:id="rId5pigb2frkachnaewzqhr8">
+      <w:hyperlink w:history="1" r:id="rIdfnorywdrvvdk7nyllowvw">
         <w:r>
           <w:rPr>
             <w:sz w:val="18"/>
@@ -549,7 +549,7 @@
         </w:rPr>
         <w:t xml:space="preserve">	</w:t>
       </w:r>
-      <w:hyperlink w:history="1" r:id="rIdn6xsu3aprmauslo888ddt">
+      <w:hyperlink w:history="1" r:id="rIdxxkftq5i4gsftqxu8vcra">
         <w:r>
           <w:rPr>
             <w:sz w:val="18"/>
@@ -961,7 +961,7 @@
         </w:rPr>
         <w:t xml:space="preserve">	</w:t>
       </w:r>
-      <w:hyperlink w:history="1" r:id="rIdbytbrp5ejav5ztxw5hrxg">
+      <w:hyperlink w:history="1" r:id="rIdnqzyg36ugvys59g0lmd97">
         <w:r>
           <w:rPr>
             <w:sz w:val="18"/>
@@ -1046,7 +1046,7 @@
         </w:rPr>
         <w:t xml:space="preserve">	</w:t>
       </w:r>
-      <w:hyperlink w:history="1" r:id="rIddksunc18nyrceevou4on9">
+      <w:hyperlink w:history="1" r:id="rIdrvnbn-tmigdwh7xtxoqg0">
         <w:r>
           <w:rPr>
             <w:sz w:val="18"/>
@@ -1150,7 +1150,7 @@
         </w:rPr>
         <w:t xml:space="preserve">	</w:t>
       </w:r>
-      <w:hyperlink w:history="1" r:id="rIdrwul7b2xxo6o3am9leaue">
+      <w:hyperlink w:history="1" r:id="rIdaycsvqepl5sddkhhwx8gv">
         <w:r>
           <w:rPr>
             <w:sz w:val="18"/>
@@ -1294,7 +1294,7 @@
         </w:rPr>
         <w:t xml:space="preserve">	</w:t>
       </w:r>
-      <w:hyperlink w:history="1" r:id="rIdcfvjetykn2dboot0yaxpm">
+      <w:hyperlink w:history="1" r:id="rIdvehgfvimdsofya7cetjgf">
         <w:r>
           <w:rPr>
             <w:sz w:val="18"/>
@@ -1518,7 +1518,7 @@
         </w:rPr>
         <w:t xml:space="preserve">	</w:t>
       </w:r>
-      <w:hyperlink w:history="1" r:id="rIdhb9tuj59wnleivbzmq3yi">
+      <w:hyperlink w:history="1" r:id="rIdi2bd9obc7vbi_qn0tsh5g">
         <w:r>
           <w:rPr>
             <w:sz w:val="18"/>
